--- a/teaching/2026Summer/5070/HW/2.docx
+++ b/teaching/2026Summer/5070/HW/2.docx
@@ -96,6 +96,7 @@
         <w:ind w:left="0"/>
         <w:rPr>
           <w:rFonts w:ascii="Arial" w:hAnsi="Arial" w:cs="Arial"/>
+          <w:color w:val="000000" w:themeColor="text1"/>
           <w:szCs w:val="22"/>
         </w:rPr>
       </w:pPr>
@@ -108,6 +109,7 @@
           <w:rFonts w:ascii="Arial" w:hAnsi="Arial" w:cs="Arial"/>
           <w:b/>
           <w:bCs/>
+          <w:color w:val="000000" w:themeColor="text1"/>
           <w:sz w:val="22"/>
           <w:szCs w:val="22"/>
         </w:rPr>
@@ -117,6 +119,7 @@
           <w:rFonts w:ascii="Arial" w:hAnsi="Arial" w:cs="Arial"/>
           <w:b/>
           <w:bCs/>
+          <w:color w:val="000000" w:themeColor="text1"/>
           <w:sz w:val="22"/>
           <w:szCs w:val="22"/>
         </w:rPr>
@@ -127,6 +130,7 @@
           <w:rFonts w:ascii="Cambria Math" w:hAnsi="Cambria Math" w:cs="Cambria Math"/>
           <w:b/>
           <w:bCs/>
+          <w:color w:val="000000" w:themeColor="text1"/>
           <w:sz w:val="22"/>
           <w:szCs w:val="22"/>
         </w:rPr>
@@ -137,6 +141,7 @@
           <w:rFonts w:ascii="Arial" w:hAnsi="Arial" w:cs="Arial"/>
           <w:b/>
           <w:bCs/>
+          <w:color w:val="000000" w:themeColor="text1"/>
           <w:sz w:val="22"/>
           <w:szCs w:val="22"/>
         </w:rPr>
@@ -151,6 +156,7 @@
           <w:rFonts w:ascii="Arial" w:hAnsi="Arial" w:cs="Arial"/>
           <w:b/>
           <w:bCs/>
+          <w:color w:val="000000" w:themeColor="text1"/>
           <w:sz w:val="22"/>
           <w:szCs w:val="22"/>
         </w:rPr>
@@ -164,6 +170,7 @@
           <w:rFonts w:ascii="Arial" w:hAnsi="Arial" w:cs="Arial"/>
           <w:b/>
           <w:bCs/>
+          <w:color w:val="000000" w:themeColor="text1"/>
           <w:sz w:val="22"/>
           <w:szCs w:val="22"/>
         </w:rPr>
@@ -173,6 +180,7 @@
           <w:rFonts w:ascii="Arial" w:hAnsi="Arial" w:cs="Arial"/>
           <w:b/>
           <w:bCs/>
+          <w:color w:val="000000" w:themeColor="text1"/>
           <w:sz w:val="22"/>
           <w:szCs w:val="22"/>
         </w:rPr>
@@ -183,6 +191,7 @@
           <w:rFonts w:ascii="Cambria Math" w:hAnsi="Cambria Math" w:cs="Cambria Math"/>
           <w:b/>
           <w:bCs/>
+          <w:color w:val="000000" w:themeColor="text1"/>
           <w:sz w:val="22"/>
           <w:szCs w:val="22"/>
         </w:rPr>
@@ -193,6 +202,7 @@
           <w:rFonts w:ascii="Arial" w:hAnsi="Arial" w:cs="Arial"/>
           <w:b/>
           <w:bCs/>
+          <w:color w:val="000000" w:themeColor="text1"/>
           <w:sz w:val="22"/>
           <w:szCs w:val="22"/>
         </w:rPr>
@@ -204,6 +214,7 @@
         <w:ind w:left="0" w:firstLine="0"/>
         <w:rPr>
           <w:rFonts w:ascii="Arial" w:eastAsia="Times New Roman" w:hAnsi="Arial" w:cs="Arial"/>
+          <w:color w:val="000000" w:themeColor="text1"/>
           <w:szCs w:val="22"/>
         </w:rPr>
       </w:pPr>
@@ -216,6 +227,7 @@
           <w:rFonts w:ascii="Arial" w:hAnsi="Arial" w:cs="Arial"/>
           <w:b/>
           <w:bCs/>
+          <w:color w:val="000000" w:themeColor="text1"/>
           <w:sz w:val="22"/>
           <w:szCs w:val="22"/>
         </w:rPr>
@@ -225,6 +237,7 @@
           <w:rFonts w:ascii="Arial" w:hAnsi="Arial" w:cs="Arial"/>
           <w:b/>
           <w:bCs/>
+          <w:color w:val="000000" w:themeColor="text1"/>
           <w:sz w:val="22"/>
           <w:szCs w:val="22"/>
         </w:rPr>
@@ -235,6 +248,7 @@
           <w:rFonts w:ascii="Arial" w:hAnsi="Arial" w:cs="Arial"/>
           <w:b/>
           <w:bCs/>
+          <w:color w:val="000000" w:themeColor="text1"/>
           <w:sz w:val="22"/>
           <w:szCs w:val="22"/>
         </w:rPr>
@@ -245,6 +259,7 @@
           <w:rFonts w:ascii="Arial" w:hAnsi="Arial" w:cs="Arial"/>
           <w:b/>
           <w:bCs/>
+          <w:color w:val="000000" w:themeColor="text1"/>
           <w:sz w:val="22"/>
           <w:szCs w:val="22"/>
         </w:rPr>
@@ -255,6 +270,7 @@
           <w:rFonts w:ascii="Cambria Math" w:hAnsi="Cambria Math" w:cs="Cambria Math"/>
           <w:b/>
           <w:bCs/>
+          <w:color w:val="000000" w:themeColor="text1"/>
           <w:sz w:val="22"/>
           <w:szCs w:val="22"/>
         </w:rPr>
@@ -265,6 +281,7 @@
           <w:rFonts w:ascii="Arial" w:hAnsi="Arial" w:cs="Arial"/>
           <w:b/>
           <w:bCs/>
+          <w:color w:val="000000" w:themeColor="text1"/>
           <w:sz w:val="22"/>
           <w:szCs w:val="22"/>
         </w:rPr>
@@ -276,6 +293,7 @@
         <w:ind w:left="0" w:firstLine="0"/>
         <w:rPr>
           <w:rFonts w:ascii="Arial" w:eastAsia="Times New Roman" w:hAnsi="Arial" w:cs="Arial"/>
+          <w:color w:val="000000" w:themeColor="text1"/>
           <w:szCs w:val="22"/>
         </w:rPr>
       </w:pPr>
@@ -950,16 +968,7 @@
           <w:bCs/>
           <w:szCs w:val="22"/>
         </w:rPr>
-        <w:t>Describe (in words) the set</w:t>
-      </w:r>
-      <w:r>
-        <w:rPr>
-          <w:rFonts w:ascii="Arial" w:eastAsia="Times New Roman" w:hAnsi="Arial" w:cs="Arial"/>
-          <w:b/>
-          <w:bCs/>
-          <w:szCs w:val="22"/>
-        </w:rPr>
-        <w:t xml:space="preserve"> </w:t>
+        <w:t xml:space="preserve">Describe (in words) the set </w:t>
       </w:r>
       <m:oMath>
         <m:acc>
@@ -1373,16 +1382,7 @@
               <w:rPr>
                 <w:rFonts w:ascii="Cambria Math" w:hAnsi="Cambria Math" w:cs="Arial"/>
               </w:rPr>
-              <m:t xml:space="preserve">1 2 </m:t>
-            </m:r>
-            <m:r>
-              <m:rPr>
-                <m:sty m:val="bi"/>
-              </m:rPr>
-              <w:rPr>
-                <w:rFonts w:ascii="Cambria Math" w:hAnsi="Cambria Math" w:cs="Arial"/>
-              </w:rPr>
-              <m:t>3 1 2</m:t>
+              <m:t>1 2 3 1 2</m:t>
             </m:r>
           </m:den>
         </m:f>
@@ -1429,25 +1429,7 @@
           <w:rPr>
             <w:rFonts w:ascii="Cambria Math" w:hAnsi="Cambria Math" w:cs="Arial"/>
           </w:rPr>
-          <m:t xml:space="preserve"> </m:t>
-        </m:r>
-        <m:r>
-          <m:rPr>
-            <m:sty m:val="bi"/>
-          </m:rPr>
-          <w:rPr>
-            <w:rFonts w:ascii="Cambria Math" w:hAnsi="Cambria Math" w:cs="Arial"/>
-          </w:rPr>
-          <m:t>f=</m:t>
-        </m:r>
-        <m:r>
-          <m:rPr>
-            <m:sty m:val="bi"/>
-          </m:rPr>
-          <w:rPr>
-            <w:rFonts w:ascii="Cambria Math" w:hAnsi="Cambria Math" w:cs="Arial"/>
-          </w:rPr>
-          <m:t xml:space="preserve"> </m:t>
+          <m:t xml:space="preserve"> f= </m:t>
         </m:r>
         <m:d>
           <m:dPr>

--- a/teaching/2026Summer/5070/HW/2.docx
+++ b/teaching/2026Summer/5070/HW/2.docx
@@ -300,10 +300,44 @@
     </w:p>
     <w:p>
       <w:pPr>
-        <w:rPr>
-          <w:rFonts w:ascii="Arial" w:eastAsia="Times New Roman" w:hAnsi="Arial" w:cs="Arial"/>
-          <w:b/>
-          <w:bCs/>
+        <w:ind w:left="0" w:firstLine="0"/>
+        <w:rPr>
+          <w:rFonts w:ascii="Arial" w:eastAsia="Times New Roman" w:hAnsi="Arial" w:cs="Arial"/>
+          <w:color w:val="0070C0"/>
+        </w:rPr>
+      </w:pPr>
+      <w:r>
+        <w:rPr>
+          <w:rFonts w:ascii="Arial" w:eastAsia="Times New Roman" w:hAnsi="Arial" w:cs="Arial"/>
+          <w:color w:val="0070C0"/>
+        </w:rPr>
+        <w:t>Answer:</w:t>
+      </w:r>
+    </w:p>
+    <w:p>
+      <w:pPr>
+        <w:ind w:left="0" w:firstLine="0"/>
+        <w:rPr>
+          <w:rFonts w:ascii="Arial" w:eastAsia="Times New Roman" w:hAnsi="Arial" w:cs="Arial"/>
+          <w:color w:val="0070C0"/>
+        </w:rPr>
+      </w:pPr>
+    </w:p>
+    <w:p>
+      <w:pPr>
+        <w:ind w:left="0" w:firstLine="0"/>
+        <w:rPr>
+          <w:rFonts w:ascii="Arial" w:eastAsia="Times New Roman" w:hAnsi="Arial" w:cs="Arial"/>
+        </w:rPr>
+      </w:pPr>
+    </w:p>
+    <w:p>
+      <w:pPr>
+        <w:rPr>
+          <w:rFonts w:ascii="Arial" w:eastAsia="Times New Roman" w:hAnsi="Arial" w:cs="Arial"/>
+          <w:b/>
+          <w:bCs/>
+          <w:color w:val="000000" w:themeColor="text1"/>
           <w:szCs w:val="22"/>
         </w:rPr>
       </w:pPr>
@@ -371,6 +405,48 @@
         <w:ind w:left="0" w:firstLine="0"/>
         <w:rPr>
           <w:rFonts w:ascii="Arial" w:eastAsia="Times New Roman" w:hAnsi="Arial" w:cs="Arial"/>
+          <w:color w:val="0070C0"/>
+        </w:rPr>
+      </w:pPr>
+    </w:p>
+    <w:p>
+      <w:pPr>
+        <w:ind w:left="0" w:firstLine="0"/>
+        <w:rPr>
+          <w:rFonts w:ascii="Arial" w:eastAsia="Times New Roman" w:hAnsi="Arial" w:cs="Arial"/>
+          <w:color w:val="0070C0"/>
+        </w:rPr>
+      </w:pPr>
+      <w:r>
+        <w:rPr>
+          <w:rFonts w:ascii="Arial" w:eastAsia="Times New Roman" w:hAnsi="Arial" w:cs="Arial"/>
+          <w:color w:val="0070C0"/>
+        </w:rPr>
+        <w:t>Answer:</w:t>
+      </w:r>
+    </w:p>
+    <w:p>
+      <w:pPr>
+        <w:ind w:left="0" w:firstLine="0"/>
+        <w:rPr>
+          <w:rFonts w:ascii="Arial" w:eastAsia="Times New Roman" w:hAnsi="Arial" w:cs="Arial"/>
+          <w:color w:val="0070C0"/>
+        </w:rPr>
+      </w:pPr>
+    </w:p>
+    <w:p>
+      <w:pPr>
+        <w:ind w:left="0" w:firstLine="0"/>
+        <w:rPr>
+          <w:rFonts w:ascii="Arial" w:eastAsia="Times New Roman" w:hAnsi="Arial" w:cs="Arial"/>
+        </w:rPr>
+      </w:pPr>
+    </w:p>
+    <w:p>
+      <w:pPr>
+        <w:ind w:left="0" w:firstLine="0"/>
+        <w:rPr>
+          <w:rFonts w:ascii="Arial" w:eastAsia="Times New Roman" w:hAnsi="Arial" w:cs="Arial"/>
           <w:szCs w:val="22"/>
         </w:rPr>
       </w:pPr>
@@ -474,6 +550,48 @@
         <w:ind w:left="0" w:firstLine="0"/>
         <w:rPr>
           <w:rFonts w:ascii="Arial" w:eastAsia="Times New Roman" w:hAnsi="Arial" w:cs="Arial"/>
+          <w:color w:val="0070C0"/>
+        </w:rPr>
+      </w:pPr>
+      <w:r>
+        <w:rPr>
+          <w:rFonts w:ascii="Arial" w:eastAsia="Times New Roman" w:hAnsi="Arial" w:cs="Arial"/>
+          <w:color w:val="0070C0"/>
+        </w:rPr>
+        <w:t>Answer:</w:t>
+      </w:r>
+    </w:p>
+    <w:p>
+      <w:pPr>
+        <w:ind w:left="0" w:firstLine="0"/>
+        <w:rPr>
+          <w:rFonts w:ascii="Arial" w:eastAsia="Times New Roman" w:hAnsi="Arial" w:cs="Arial"/>
+          <w:color w:val="0070C0"/>
+        </w:rPr>
+      </w:pPr>
+    </w:p>
+    <w:p>
+      <w:pPr>
+        <w:ind w:left="0" w:firstLine="0"/>
+        <w:rPr>
+          <w:rFonts w:ascii="Arial" w:eastAsia="Times New Roman" w:hAnsi="Arial" w:cs="Arial"/>
+        </w:rPr>
+      </w:pPr>
+    </w:p>
+    <w:p>
+      <w:pPr>
+        <w:ind w:left="0" w:firstLine="0"/>
+        <w:rPr>
+          <w:rFonts w:ascii="Arial" w:eastAsia="Times New Roman" w:hAnsi="Arial" w:cs="Arial"/>
+          <w:szCs w:val="22"/>
+        </w:rPr>
+      </w:pPr>
+    </w:p>
+    <w:p>
+      <w:pPr>
+        <w:ind w:left="0" w:firstLine="0"/>
+        <w:rPr>
+          <w:rFonts w:ascii="Arial" w:eastAsia="Times New Roman" w:hAnsi="Arial" w:cs="Arial"/>
           <w:szCs w:val="22"/>
         </w:rPr>
       </w:pPr>
@@ -585,6 +703,66 @@
         <w:ind w:left="0" w:firstLine="0"/>
         <w:rPr>
           <w:rFonts w:ascii="Arial" w:eastAsia="Times New Roman" w:hAnsi="Arial" w:cs="Arial"/>
+          <w:color w:val="0070C0"/>
+        </w:rPr>
+      </w:pPr>
+      <w:r>
+        <w:rPr>
+          <w:rFonts w:ascii="Arial" w:eastAsia="Times New Roman" w:hAnsi="Arial" w:cs="Arial"/>
+          <w:color w:val="0070C0"/>
+        </w:rPr>
+        <w:t>Answer:</w:t>
+      </w:r>
+    </w:p>
+    <w:p>
+      <w:pPr>
+        <w:ind w:left="0" w:firstLine="0"/>
+        <w:rPr>
+          <w:rFonts w:ascii="Arial" w:eastAsia="Times New Roman" w:hAnsi="Arial" w:cs="Arial"/>
+          <w:color w:val="0070C0"/>
+        </w:rPr>
+      </w:pPr>
+    </w:p>
+    <w:p>
+      <w:pPr>
+        <w:ind w:left="0" w:firstLine="0"/>
+        <w:rPr>
+          <w:rFonts w:ascii="Arial" w:eastAsia="Times New Roman" w:hAnsi="Arial" w:cs="Arial"/>
+        </w:rPr>
+      </w:pPr>
+    </w:p>
+    <w:p>
+      <w:pPr>
+        <w:ind w:left="0" w:firstLine="0"/>
+        <w:rPr>
+          <w:rFonts w:ascii="Arial" w:eastAsia="Times New Roman" w:hAnsi="Arial" w:cs="Arial"/>
+          <w:szCs w:val="22"/>
+        </w:rPr>
+      </w:pPr>
+    </w:p>
+    <w:p>
+      <w:pPr>
+        <w:ind w:left="0" w:firstLine="0"/>
+        <w:rPr>
+          <w:rFonts w:ascii="Arial" w:eastAsia="Times New Roman" w:hAnsi="Arial" w:cs="Arial"/>
+          <w:szCs w:val="22"/>
+        </w:rPr>
+      </w:pPr>
+    </w:p>
+    <w:p>
+      <w:pPr>
+        <w:ind w:left="0" w:firstLine="0"/>
+        <w:rPr>
+          <w:rFonts w:ascii="Arial" w:eastAsia="Times New Roman" w:hAnsi="Arial" w:cs="Arial"/>
+          <w:szCs w:val="22"/>
+        </w:rPr>
+      </w:pPr>
+    </w:p>
+    <w:p>
+      <w:pPr>
+        <w:ind w:left="0" w:firstLine="0"/>
+        <w:rPr>
+          <w:rFonts w:ascii="Arial" w:eastAsia="Times New Roman" w:hAnsi="Arial" w:cs="Arial"/>
           <w:szCs w:val="22"/>
         </w:rPr>
       </w:pPr>
@@ -673,6 +851,48 @@
         </w:rPr>
         <w:t>(b) Determine the cardinality of the set</w:t>
       </w:r>
+    </w:p>
+    <w:p>
+      <w:pPr>
+        <w:ind w:left="0" w:firstLine="0"/>
+        <w:rPr>
+          <w:rFonts w:ascii="Arial" w:eastAsia="Times New Roman" w:hAnsi="Arial" w:cs="Arial"/>
+          <w:szCs w:val="22"/>
+        </w:rPr>
+      </w:pPr>
+    </w:p>
+    <w:p>
+      <w:pPr>
+        <w:ind w:left="0" w:firstLine="0"/>
+        <w:rPr>
+          <w:rFonts w:ascii="Arial" w:eastAsia="Times New Roman" w:hAnsi="Arial" w:cs="Arial"/>
+          <w:color w:val="0070C0"/>
+        </w:rPr>
+      </w:pPr>
+      <w:r>
+        <w:rPr>
+          <w:rFonts w:ascii="Arial" w:eastAsia="Times New Roman" w:hAnsi="Arial" w:cs="Arial"/>
+          <w:color w:val="0070C0"/>
+        </w:rPr>
+        <w:t>Answer:</w:t>
+      </w:r>
+    </w:p>
+    <w:p>
+      <w:pPr>
+        <w:ind w:left="0" w:firstLine="0"/>
+        <w:rPr>
+          <w:rFonts w:ascii="Arial" w:eastAsia="Times New Roman" w:hAnsi="Arial" w:cs="Arial"/>
+          <w:color w:val="0070C0"/>
+        </w:rPr>
+      </w:pPr>
+    </w:p>
+    <w:p>
+      <w:pPr>
+        <w:ind w:left="0" w:firstLine="0"/>
+        <w:rPr>
+          <w:rFonts w:ascii="Arial" w:eastAsia="Times New Roman" w:hAnsi="Arial" w:cs="Arial"/>
+        </w:rPr>
+      </w:pPr>
     </w:p>
     <w:p>
       <w:pPr>
@@ -802,6 +1022,57 @@
         </w:rPr>
         <w:t xml:space="preserve"> B:</w:t>
       </w:r>
+    </w:p>
+    <w:p>
+      <w:pPr>
+        <w:ind w:left="0" w:firstLine="0"/>
+        <w:rPr>
+          <w:rFonts w:ascii="Arial" w:eastAsia="Times New Roman" w:hAnsi="Arial" w:cs="Arial"/>
+          <w:szCs w:val="22"/>
+        </w:rPr>
+      </w:pPr>
+    </w:p>
+    <w:p>
+      <w:pPr>
+        <w:ind w:left="0" w:firstLine="0"/>
+        <w:rPr>
+          <w:rFonts w:ascii="Arial" w:eastAsia="Times New Roman" w:hAnsi="Arial" w:cs="Arial"/>
+          <w:color w:val="0070C0"/>
+        </w:rPr>
+      </w:pPr>
+      <w:r>
+        <w:rPr>
+          <w:rFonts w:ascii="Arial" w:eastAsia="Times New Roman" w:hAnsi="Arial" w:cs="Arial"/>
+          <w:color w:val="0070C0"/>
+        </w:rPr>
+        <w:t>Answer:</w:t>
+      </w:r>
+    </w:p>
+    <w:p>
+      <w:pPr>
+        <w:ind w:left="0" w:firstLine="0"/>
+        <w:rPr>
+          <w:rFonts w:ascii="Arial" w:eastAsia="Times New Roman" w:hAnsi="Arial" w:cs="Arial"/>
+          <w:color w:val="0070C0"/>
+        </w:rPr>
+      </w:pPr>
+    </w:p>
+    <w:p>
+      <w:pPr>
+        <w:ind w:left="0" w:firstLine="0"/>
+        <w:rPr>
+          <w:rFonts w:ascii="Arial" w:eastAsia="Times New Roman" w:hAnsi="Arial" w:cs="Arial"/>
+        </w:rPr>
+      </w:pPr>
+    </w:p>
+    <w:p>
+      <w:pPr>
+        <w:ind w:left="0" w:firstLine="0"/>
+        <w:rPr>
+          <w:rFonts w:ascii="Arial" w:eastAsia="Times New Roman" w:hAnsi="Arial" w:cs="Arial"/>
+          <w:szCs w:val="22"/>
+        </w:rPr>
+      </w:pPr>
     </w:p>
     <w:p>
       <w:pPr>
@@ -1145,6 +1416,59 @@
         <w:ind w:left="0" w:firstLine="0"/>
         <w:rPr>
           <w:rFonts w:ascii="Arial" w:eastAsia="Times New Roman" w:hAnsi="Arial" w:cs="Arial"/>
+          <w:color w:val="0070C0"/>
+        </w:rPr>
+      </w:pPr>
+      <w:r>
+        <w:rPr>
+          <w:rFonts w:ascii="Arial" w:eastAsia="Times New Roman" w:hAnsi="Arial" w:cs="Arial"/>
+          <w:color w:val="0070C0"/>
+        </w:rPr>
+        <w:t>Answer:</w:t>
+      </w:r>
+    </w:p>
+    <w:p>
+      <w:pPr>
+        <w:ind w:left="0" w:firstLine="0"/>
+        <w:rPr>
+          <w:rFonts w:ascii="Arial" w:eastAsia="Times New Roman" w:hAnsi="Arial" w:cs="Arial"/>
+          <w:color w:val="0070C0"/>
+        </w:rPr>
+      </w:pPr>
+    </w:p>
+    <w:p>
+      <w:pPr>
+        <w:ind w:left="0" w:firstLine="0"/>
+        <w:rPr>
+          <w:rFonts w:ascii="Arial" w:eastAsia="Times New Roman" w:hAnsi="Arial" w:cs="Arial"/>
+        </w:rPr>
+      </w:pPr>
+    </w:p>
+    <w:p>
+      <w:pPr>
+        <w:rPr>
+          <w:rFonts w:ascii="Arial" w:eastAsia="Times New Roman" w:hAnsi="Arial" w:cs="Arial"/>
+          <w:b/>
+          <w:bCs/>
+          <w:szCs w:val="22"/>
+        </w:rPr>
+      </w:pPr>
+    </w:p>
+    <w:p>
+      <w:pPr>
+        <w:rPr>
+          <w:rFonts w:ascii="Arial" w:eastAsia="Times New Roman" w:hAnsi="Arial" w:cs="Arial"/>
+          <w:b/>
+          <w:bCs/>
+          <w:szCs w:val="22"/>
+        </w:rPr>
+      </w:pPr>
+    </w:p>
+    <w:p>
+      <w:pPr>
+        <w:ind w:left="0" w:firstLine="0"/>
+        <w:rPr>
+          <w:rFonts w:ascii="Arial" w:eastAsia="Times New Roman" w:hAnsi="Arial" w:cs="Arial"/>
           <w:szCs w:val="22"/>
         </w:rPr>
       </w:pPr>
@@ -1192,7 +1516,6 @@
           <w:bCs/>
           <w:szCs w:val="22"/>
         </w:rPr>
-        <w:lastRenderedPageBreak/>
         <w:t>Q-8:</w:t>
       </w:r>
       <w:r>
@@ -1505,6 +1828,39 @@
         <w:ind w:left="0" w:firstLine="0"/>
         <w:rPr>
           <w:rFonts w:ascii="Arial" w:eastAsia="Times New Roman" w:hAnsi="Arial" w:cs="Arial"/>
+          <w:color w:val="0070C0"/>
+        </w:rPr>
+      </w:pPr>
+      <w:r>
+        <w:rPr>
+          <w:rFonts w:ascii="Arial" w:eastAsia="Times New Roman" w:hAnsi="Arial" w:cs="Arial"/>
+          <w:color w:val="0070C0"/>
+        </w:rPr>
+        <w:t>Answer:</w:t>
+      </w:r>
+    </w:p>
+    <w:p>
+      <w:pPr>
+        <w:ind w:left="0" w:firstLine="0"/>
+        <w:rPr>
+          <w:rFonts w:ascii="Arial" w:eastAsia="Times New Roman" w:hAnsi="Arial" w:cs="Arial"/>
+          <w:color w:val="0070C0"/>
+        </w:rPr>
+      </w:pPr>
+    </w:p>
+    <w:p>
+      <w:pPr>
+        <w:ind w:left="0" w:firstLine="0"/>
+        <w:rPr>
+          <w:rFonts w:ascii="Arial" w:eastAsia="Times New Roman" w:hAnsi="Arial" w:cs="Arial"/>
+        </w:rPr>
+      </w:pPr>
+    </w:p>
+    <w:p>
+      <w:pPr>
+        <w:ind w:left="0" w:firstLine="0"/>
+        <w:rPr>
+          <w:rFonts w:ascii="Arial" w:eastAsia="Times New Roman" w:hAnsi="Arial" w:cs="Arial"/>
           <w:szCs w:val="22"/>
         </w:rPr>
       </w:pPr>
@@ -1686,6 +2042,49 @@
         </w:rPr>
         <w:t>(d) f (0) = 100</w:t>
       </w:r>
+    </w:p>
+    <w:p>
+      <w:pPr>
+        <w:ind w:left="0" w:hanging="20"/>
+        <w:rPr>
+          <w:rFonts w:ascii="Arial" w:eastAsia="Times New Roman" w:hAnsi="Arial" w:cs="Arial"/>
+          <w:szCs w:val="22"/>
+        </w:rPr>
+      </w:pPr>
+    </w:p>
+    <w:p>
+      <w:pPr>
+        <w:ind w:left="0" w:firstLine="0"/>
+        <w:rPr>
+          <w:rFonts w:ascii="Arial" w:eastAsia="Times New Roman" w:hAnsi="Arial" w:cs="Arial"/>
+          <w:color w:val="0070C0"/>
+        </w:rPr>
+      </w:pPr>
+      <w:r>
+        <w:rPr>
+          <w:rFonts w:ascii="Arial" w:eastAsia="Times New Roman" w:hAnsi="Arial" w:cs="Arial"/>
+          <w:color w:val="0070C0"/>
+        </w:rPr>
+        <w:lastRenderedPageBreak/>
+        <w:t>Answer:</w:t>
+      </w:r>
+    </w:p>
+    <w:p>
+      <w:pPr>
+        <w:ind w:left="0" w:firstLine="0"/>
+        <w:rPr>
+          <w:rFonts w:ascii="Arial" w:eastAsia="Times New Roman" w:hAnsi="Arial" w:cs="Arial"/>
+          <w:color w:val="0070C0"/>
+        </w:rPr>
+      </w:pPr>
+    </w:p>
+    <w:p>
+      <w:pPr>
+        <w:ind w:left="0" w:firstLine="0"/>
+        <w:rPr>
+          <w:rFonts w:ascii="Arial" w:eastAsia="Times New Roman" w:hAnsi="Arial" w:cs="Arial"/>
+        </w:rPr>
+      </w:pPr>
     </w:p>
     <w:p>
       <w:pPr>
@@ -1758,7 +2157,6 @@
           <w:szCs w:val="26"/>
           <w:highlight w:val="yellow"/>
         </w:rPr>
-        <w:lastRenderedPageBreak/>
         <w:t>Submission Guidelines:</w:t>
       </w:r>
       <w:r>
@@ -2237,7 +2635,6 @@
           <w:sz w:val="28"/>
           <w:szCs w:val="28"/>
         </w:rPr>
-        <w:lastRenderedPageBreak/>
         <w:t>ℤ</w:t>
       </w:r>
       <w:r>

--- a/teaching/2026Summer/5070/HW/2.docx
+++ b/teaching/2026Summer/5070/HW/2.docx
@@ -2191,8 +2191,17 @@
           <w:rFonts w:ascii="Times New Roman" w:hAnsi="Times New Roman" w:cs="Times New Roman"/>
           <w:sz w:val="26"/>
           <w:szCs w:val="26"/>
-        </w:rPr>
-        <w:t xml:space="preserve">No handwritten submission is accepted, always submit answers as text within this or similar document file with any support images embedded in the file. </w:t>
+          <w:highlight w:val="yellow"/>
+        </w:rPr>
+        <w:t>No handwritten submission is accepted</w:t>
+      </w:r>
+      <w:r>
+        <w:rPr>
+          <w:rFonts w:ascii="Times New Roman" w:hAnsi="Times New Roman" w:cs="Times New Roman"/>
+          <w:sz w:val="26"/>
+          <w:szCs w:val="26"/>
+        </w:rPr>
+        <w:t xml:space="preserve">, always submit answers as text within this or similar document file with any support images embedded in the file. </w:t>
       </w:r>
     </w:p>
     <w:p>

--- a/teaching/2026Summer/5070/HW/2.docx
+++ b/teaching/2026Summer/5070/HW/2.docx
@@ -2191,17 +2191,8 @@
           <w:rFonts w:ascii="Times New Roman" w:hAnsi="Times New Roman" w:cs="Times New Roman"/>
           <w:sz w:val="26"/>
           <w:szCs w:val="26"/>
-          <w:highlight w:val="yellow"/>
-        </w:rPr>
-        <w:t>No handwritten submission is accepted</w:t>
-      </w:r>
-      <w:r>
-        <w:rPr>
-          <w:rFonts w:ascii="Times New Roman" w:hAnsi="Times New Roman" w:cs="Times New Roman"/>
-          <w:sz w:val="26"/>
-          <w:szCs w:val="26"/>
-        </w:rPr>
-        <w:t xml:space="preserve">, always submit answers as text within this or similar document file with any support images embedded in the file. </w:t>
+        </w:rPr>
+        <w:t xml:space="preserve">No handwritten submission is accepted, always submit answers as text within this or similar document file with any support images embedded in the file. </w:t>
       </w:r>
     </w:p>
     <w:p>
@@ -2904,7 +2895,7 @@
           <w:sz w:val="28"/>
           <w:szCs w:val="28"/>
         </w:rPr>
-        <w:t xml:space="preserve"> subset of,   </w:t>
+        <w:t xml:space="preserve"> proper subset of,   </w:t>
       </w:r>
       <w:r>
         <w:rPr>
@@ -2920,7 +2911,7 @@
           <w:sz w:val="28"/>
           <w:szCs w:val="28"/>
         </w:rPr>
-        <w:t xml:space="preserve"> proper subset of,  </w:t>
+        <w:t xml:space="preserve"> subset of,  </w:t>
       </w:r>
       <w:r>
         <w:rPr>

--- a/teaching/2026Summer/5070/HW/2.docx
+++ b/teaching/2026Summer/5070/HW/2.docx
@@ -1,6 +1,6 @@
 
 <file path=word/document.xml><?xml version="1.0" encoding="utf-8"?>
-<w:document xmlns:wpc="http://schemas.microsoft.com/office/word/2010/wordprocessingCanvas" xmlns:cx="http://schemas.microsoft.com/office/drawing/2014/chartex" xmlns:cx1="http://schemas.microsoft.com/office/drawing/2015/9/8/chartex" xmlns:cx2="http://schemas.microsoft.com/office/drawing/2015/10/21/chartex" xmlns:cx3="http://schemas.microsoft.com/office/drawing/2016/5/9/chartex" xmlns:cx4="http://schemas.microsoft.com/office/drawing/2016/5/10/chartex" xmlns:cx5="http://schemas.microsoft.com/office/drawing/2016/5/11/chartex" xmlns:cx6="http://schemas.microsoft.com/office/drawing/2016/5/12/chartex" xmlns:cx7="http://schemas.microsoft.com/office/drawing/2016/5/13/chartex" xmlns:cx8="http://schemas.microsoft.com/office/drawing/2016/5/14/chartex" xmlns:mc="http://schemas.openxmlformats.org/markup-compatibility/2006" xmlns:aink="http://schemas.microsoft.com/office/drawing/2016/ink" xmlns:am3d="http://schemas.microsoft.com/office/drawing/2017/model3d" xmlns:o="urn:schemas-microsoft-com:office:office" xmlns:oel="http://schemas.microsoft.com/office/2019/extlst" xmlns:r="http://schemas.openxmlformats.org/officeDocument/2006/relationships" xmlns:m="http://schemas.openxmlformats.org/officeDocument/2006/math" xmlns:v="urn:schemas-microsoft-com:vml" xmlns:wp14="http://schemas.microsoft.com/office/word/2010/wordprocessingDrawing" xmlns:wp="http://schemas.openxmlformats.org/drawingml/2006/wordprocessingDrawing" xmlns:w10="urn:schemas-microsoft-com:office:word" xmlns:w="http://schemas.openxmlformats.org/wordprocessingml/2006/main" xmlns:w14="http://schemas.microsoft.com/office/word/2010/wordml" xmlns:w15="http://schemas.microsoft.com/office/word/2012/wordml" xmlns:w16cex="http://schemas.microsoft.com/office/word/2018/wordml/cex" xmlns:w16cid="http://schemas.microsoft.com/office/word/2016/wordml/cid" xmlns:w16="http://schemas.microsoft.com/office/word/2018/wordml" xmlns:w16du="http://schemas.microsoft.com/office/word/2023/wordml/word16du" xmlns:w16sdtdh="http://schemas.microsoft.com/office/word/2020/wordml/sdtdatahash" xmlns:w16sdtfl="http://schemas.microsoft.com/office/word/2024/wordml/sdtformatlock" xmlns:w16se="http://schemas.microsoft.com/office/word/2015/wordml/symex" xmlns:wpg="http://schemas.microsoft.com/office/word/2010/wordprocessingGroup" xmlns:wpi="http://schemas.microsoft.com/office/word/2010/wordprocessingInk" xmlns:wne="http://schemas.microsoft.com/office/word/2006/wordml" xmlns:wps="http://schemas.microsoft.com/office/word/2010/wordprocessingShape" mc:Ignorable="w14 w15 w16se w16cid w16 w16cex w16sdtdh w16sdtfl w16du wp14">
+<w:document xmlns:wpc="http://schemas.microsoft.com/office/word/2010/wordprocessingCanvas" xmlns:cx="http://schemas.microsoft.com/office/drawing/2014/chartex" xmlns:cx1="http://schemas.microsoft.com/office/drawing/2015/9/8/chartex" xmlns:cx2="http://schemas.microsoft.com/office/drawing/2015/10/21/chartex" xmlns:cx3="http://schemas.microsoft.com/office/drawing/2016/5/9/chartex" xmlns:cx4="http://schemas.microsoft.com/office/drawing/2016/5/10/chartex" xmlns:cx5="http://schemas.microsoft.com/office/drawing/2016/5/11/chartex" xmlns:cx6="http://schemas.microsoft.com/office/drawing/2016/5/12/chartex" xmlns:cx7="http://schemas.microsoft.com/office/drawing/2016/5/13/chartex" xmlns:cx8="http://schemas.microsoft.com/office/drawing/2016/5/14/chartex" xmlns:mc="http://schemas.openxmlformats.org/markup-compatibility/2006" xmlns:m="http://schemas.openxmlformats.org/officeDocument/2006/math" xmlns:aink="http://schemas.microsoft.com/office/drawing/2016/ink" xmlns:am3d="http://schemas.microsoft.com/office/drawing/2017/model3d" xmlns:oel="http://schemas.microsoft.com/office/2019/extlst" xmlns:r="http://schemas.openxmlformats.org/officeDocument/2006/relationships" xmlns:wp14="http://schemas.microsoft.com/office/word/2010/wordprocessingDrawing" xmlns:wp="http://schemas.openxmlformats.org/drawingml/2006/wordprocessingDrawing" xmlns:wpg="http://schemas.microsoft.com/office/word/2010/wordprocessingGroup" xmlns:wpi="http://schemas.microsoft.com/office/word/2010/wordprocessingInk" xmlns:wps="http://schemas.microsoft.com/office/word/2010/wordprocessingShape" xmlns:o="urn:schemas-microsoft-com:office:office" xmlns:v="urn:schemas-microsoft-com:vml" xmlns:w10="urn:schemas-microsoft-com:office:word" xmlns:w="http://schemas.openxmlformats.org/wordprocessingml/2006/main" xmlns:w14="http://schemas.microsoft.com/office/word/2010/wordml" xmlns:w15="http://schemas.microsoft.com/office/word/2012/wordml" xmlns:w16cex="http://schemas.microsoft.com/office/word/2018/wordml/cex" xmlns:w16cid="http://schemas.microsoft.com/office/word/2016/wordml/cid" xmlns:w16="http://schemas.microsoft.com/office/word/2018/wordml" xmlns:w16sdtdh="http://schemas.microsoft.com/office/word/2020/wordml/sdtdatahash" xmlns:w16sdtfl="http://schemas.microsoft.com/office/word/2024/wordml/sdtformatlock" xmlns:w16se="http://schemas.microsoft.com/office/word/2015/wordml/symex" xmlns:w16du="http://schemas.microsoft.com/office/word/2023/wordml/word16du" xmlns:wne="http://schemas.microsoft.com/office/word/2006/wordml" mc:Ignorable="w14 w15 w16se w16cid w16 w16cex w16sdtdh w16sdtfl w16du wp14">
   <w:body>
     <w:p>
       <w:pPr>
@@ -494,27 +494,7 @@
           <w:bCs/>
           <w:szCs w:val="22"/>
         </w:rPr>
-        <w:t xml:space="preserve">Q-3: Given the set B = {1, 2, 2, 4, 5, 6, 7}, write the power set of </w:t>
-      </w:r>
-      <w:proofErr w:type="gramStart"/>
-      <w:r>
-        <w:rPr>
-          <w:rFonts w:ascii="Arial" w:eastAsia="Times New Roman" w:hAnsi="Arial" w:cs="Arial"/>
-          <w:b/>
-          <w:bCs/>
-          <w:szCs w:val="22"/>
-        </w:rPr>
-        <w:t>B</w:t>
-      </w:r>
-      <w:proofErr w:type="gramEnd"/>
-      <w:r>
-        <w:rPr>
-          <w:rFonts w:ascii="Arial" w:eastAsia="Times New Roman" w:hAnsi="Arial" w:cs="Arial"/>
-          <w:b/>
-          <w:bCs/>
-          <w:szCs w:val="22"/>
-        </w:rPr>
-        <w:t>,  P(B):</w:t>
+        <w:t>Q-3: Given the set B = {1, 2, 4, 5, 6, 7}, write the power set of B,  P(B):</w:t>
       </w:r>
     </w:p>
     <w:p>
@@ -3240,7 +3220,7 @@
 </file>
 
 <file path=word/endnotes.xml><?xml version="1.0" encoding="utf-8"?>
-<w:endnotes xmlns:wpc="http://schemas.microsoft.com/office/word/2010/wordprocessingCanvas" xmlns:cx="http://schemas.microsoft.com/office/drawing/2014/chartex" xmlns:cx1="http://schemas.microsoft.com/office/drawing/2015/9/8/chartex" xmlns:cx2="http://schemas.microsoft.com/office/drawing/2015/10/21/chartex" xmlns:cx3="http://schemas.microsoft.com/office/drawing/2016/5/9/chartex" xmlns:cx4="http://schemas.microsoft.com/office/drawing/2016/5/10/chartex" xmlns:cx5="http://schemas.microsoft.com/office/drawing/2016/5/11/chartex" xmlns:cx6="http://schemas.microsoft.com/office/drawing/2016/5/12/chartex" xmlns:cx7="http://schemas.microsoft.com/office/drawing/2016/5/13/chartex" xmlns:cx8="http://schemas.microsoft.com/office/drawing/2016/5/14/chartex" xmlns:mc="http://schemas.openxmlformats.org/markup-compatibility/2006" xmlns:aink="http://schemas.microsoft.com/office/drawing/2016/ink" xmlns:am3d="http://schemas.microsoft.com/office/drawing/2017/model3d" xmlns:o="urn:schemas-microsoft-com:office:office" xmlns:oel="http://schemas.microsoft.com/office/2019/extlst" xmlns:r="http://schemas.openxmlformats.org/officeDocument/2006/relationships" xmlns:m="http://schemas.openxmlformats.org/officeDocument/2006/math" xmlns:v="urn:schemas-microsoft-com:vml" xmlns:wp14="http://schemas.microsoft.com/office/word/2010/wordprocessingDrawing" xmlns:wp="http://schemas.openxmlformats.org/drawingml/2006/wordprocessingDrawing" xmlns:w10="urn:schemas-microsoft-com:office:word" xmlns:w="http://schemas.openxmlformats.org/wordprocessingml/2006/main" xmlns:w14="http://schemas.microsoft.com/office/word/2010/wordml" xmlns:w15="http://schemas.microsoft.com/office/word/2012/wordml" xmlns:w16cex="http://schemas.microsoft.com/office/word/2018/wordml/cex" xmlns:w16cid="http://schemas.microsoft.com/office/word/2016/wordml/cid" xmlns:w16="http://schemas.microsoft.com/office/word/2018/wordml" xmlns:w16du="http://schemas.microsoft.com/office/word/2023/wordml/word16du" xmlns:w16sdtdh="http://schemas.microsoft.com/office/word/2020/wordml/sdtdatahash" xmlns:w16sdtfl="http://schemas.microsoft.com/office/word/2024/wordml/sdtformatlock" xmlns:w16se="http://schemas.microsoft.com/office/word/2015/wordml/symex" xmlns:wpg="http://schemas.microsoft.com/office/word/2010/wordprocessingGroup" xmlns:wpi="http://schemas.microsoft.com/office/word/2010/wordprocessingInk" xmlns:wne="http://schemas.microsoft.com/office/word/2006/wordml" xmlns:wps="http://schemas.microsoft.com/office/word/2010/wordprocessingShape" mc:Ignorable="w14 w15 w16se w16cid w16 w16cex w16sdtdh w16sdtfl w16du wp14">
+<w:endnotes xmlns:wpc="http://schemas.microsoft.com/office/word/2010/wordprocessingCanvas" xmlns:cx="http://schemas.microsoft.com/office/drawing/2014/chartex" xmlns:cx1="http://schemas.microsoft.com/office/drawing/2015/9/8/chartex" xmlns:cx2="http://schemas.microsoft.com/office/drawing/2015/10/21/chartex" xmlns:cx3="http://schemas.microsoft.com/office/drawing/2016/5/9/chartex" xmlns:cx4="http://schemas.microsoft.com/office/drawing/2016/5/10/chartex" xmlns:cx5="http://schemas.microsoft.com/office/drawing/2016/5/11/chartex" xmlns:cx6="http://schemas.microsoft.com/office/drawing/2016/5/12/chartex" xmlns:cx7="http://schemas.microsoft.com/office/drawing/2016/5/13/chartex" xmlns:cx8="http://schemas.microsoft.com/office/drawing/2016/5/14/chartex" xmlns:mc="http://schemas.openxmlformats.org/markup-compatibility/2006" xmlns:m="http://schemas.openxmlformats.org/officeDocument/2006/math" xmlns:aink="http://schemas.microsoft.com/office/drawing/2016/ink" xmlns:am3d="http://schemas.microsoft.com/office/drawing/2017/model3d" xmlns:oel="http://schemas.microsoft.com/office/2019/extlst" xmlns:r="http://schemas.openxmlformats.org/officeDocument/2006/relationships" xmlns:wp14="http://schemas.microsoft.com/office/word/2010/wordprocessingDrawing" xmlns:wp="http://schemas.openxmlformats.org/drawingml/2006/wordprocessingDrawing" xmlns:wpg="http://schemas.microsoft.com/office/word/2010/wordprocessingGroup" xmlns:wpi="http://schemas.microsoft.com/office/word/2010/wordprocessingInk" xmlns:wps="http://schemas.microsoft.com/office/word/2010/wordprocessingShape" xmlns:o="urn:schemas-microsoft-com:office:office" xmlns:v="urn:schemas-microsoft-com:vml" xmlns:w10="urn:schemas-microsoft-com:office:word" xmlns:w="http://schemas.openxmlformats.org/wordprocessingml/2006/main" xmlns:w14="http://schemas.microsoft.com/office/word/2010/wordml" xmlns:w15="http://schemas.microsoft.com/office/word/2012/wordml" xmlns:w16cex="http://schemas.microsoft.com/office/word/2018/wordml/cex" xmlns:w16cid="http://schemas.microsoft.com/office/word/2016/wordml/cid" xmlns:w16="http://schemas.microsoft.com/office/word/2018/wordml" xmlns:w16sdtdh="http://schemas.microsoft.com/office/word/2020/wordml/sdtdatahash" xmlns:w16sdtfl="http://schemas.microsoft.com/office/word/2024/wordml/sdtformatlock" xmlns:w16se="http://schemas.microsoft.com/office/word/2015/wordml/symex" xmlns:w16du="http://schemas.microsoft.com/office/word/2023/wordml/word16du" xmlns:wne="http://schemas.microsoft.com/office/word/2006/wordml" mc:Ignorable="w14 w15 w16se w16cid w16 w16cex w16sdtdh w16sdtfl w16du wp14">
   <w:endnote w:type="separator" w:id="-1">
     <w:p>
       <w:pPr>
@@ -3265,7 +3245,7 @@
 </file>
 
 <file path=word/footnotes.xml><?xml version="1.0" encoding="utf-8"?>
-<w:footnotes xmlns:wpc="http://schemas.microsoft.com/office/word/2010/wordprocessingCanvas" xmlns:cx="http://schemas.microsoft.com/office/drawing/2014/chartex" xmlns:cx1="http://schemas.microsoft.com/office/drawing/2015/9/8/chartex" xmlns:cx2="http://schemas.microsoft.com/office/drawing/2015/10/21/chartex" xmlns:cx3="http://schemas.microsoft.com/office/drawing/2016/5/9/chartex" xmlns:cx4="http://schemas.microsoft.com/office/drawing/2016/5/10/chartex" xmlns:cx5="http://schemas.microsoft.com/office/drawing/2016/5/11/chartex" xmlns:cx6="http://schemas.microsoft.com/office/drawing/2016/5/12/chartex" xmlns:cx7="http://schemas.microsoft.com/office/drawing/2016/5/13/chartex" xmlns:cx8="http://schemas.microsoft.com/office/drawing/2016/5/14/chartex" xmlns:mc="http://schemas.openxmlformats.org/markup-compatibility/2006" xmlns:aink="http://schemas.microsoft.com/office/drawing/2016/ink" xmlns:am3d="http://schemas.microsoft.com/office/drawing/2017/model3d" xmlns:o="urn:schemas-microsoft-com:office:office" xmlns:oel="http://schemas.microsoft.com/office/2019/extlst" xmlns:r="http://schemas.openxmlformats.org/officeDocument/2006/relationships" xmlns:m="http://schemas.openxmlformats.org/officeDocument/2006/math" xmlns:v="urn:schemas-microsoft-com:vml" xmlns:wp14="http://schemas.microsoft.com/office/word/2010/wordprocessingDrawing" xmlns:wp="http://schemas.openxmlformats.org/drawingml/2006/wordprocessingDrawing" xmlns:w10="urn:schemas-microsoft-com:office:word" xmlns:w="http://schemas.openxmlformats.org/wordprocessingml/2006/main" xmlns:w14="http://schemas.microsoft.com/office/word/2010/wordml" xmlns:w15="http://schemas.microsoft.com/office/word/2012/wordml" xmlns:w16cex="http://schemas.microsoft.com/office/word/2018/wordml/cex" xmlns:w16cid="http://schemas.microsoft.com/office/word/2016/wordml/cid" xmlns:w16="http://schemas.microsoft.com/office/word/2018/wordml" xmlns:w16du="http://schemas.microsoft.com/office/word/2023/wordml/word16du" xmlns:w16sdtdh="http://schemas.microsoft.com/office/word/2020/wordml/sdtdatahash" xmlns:w16sdtfl="http://schemas.microsoft.com/office/word/2024/wordml/sdtformatlock" xmlns:w16se="http://schemas.microsoft.com/office/word/2015/wordml/symex" xmlns:wpg="http://schemas.microsoft.com/office/word/2010/wordprocessingGroup" xmlns:wpi="http://schemas.microsoft.com/office/word/2010/wordprocessingInk" xmlns:wne="http://schemas.microsoft.com/office/word/2006/wordml" xmlns:wps="http://schemas.microsoft.com/office/word/2010/wordprocessingShape" mc:Ignorable="w14 w15 w16se w16cid w16 w16cex w16sdtdh w16sdtfl w16du wp14">
+<w:footnotes xmlns:wpc="http://schemas.microsoft.com/office/word/2010/wordprocessingCanvas" xmlns:cx="http://schemas.microsoft.com/office/drawing/2014/chartex" xmlns:cx1="http://schemas.microsoft.com/office/drawing/2015/9/8/chartex" xmlns:cx2="http://schemas.microsoft.com/office/drawing/2015/10/21/chartex" xmlns:cx3="http://schemas.microsoft.com/office/drawing/2016/5/9/chartex" xmlns:cx4="http://schemas.microsoft.com/office/drawing/2016/5/10/chartex" xmlns:cx5="http://schemas.microsoft.com/office/drawing/2016/5/11/chartex" xmlns:cx6="http://schemas.microsoft.com/office/drawing/2016/5/12/chartex" xmlns:cx7="http://schemas.microsoft.com/office/drawing/2016/5/13/chartex" xmlns:cx8="http://schemas.microsoft.com/office/drawing/2016/5/14/chartex" xmlns:mc="http://schemas.openxmlformats.org/markup-compatibility/2006" xmlns:m="http://schemas.openxmlformats.org/officeDocument/2006/math" xmlns:aink="http://schemas.microsoft.com/office/drawing/2016/ink" xmlns:am3d="http://schemas.microsoft.com/office/drawing/2017/model3d" xmlns:oel="http://schemas.microsoft.com/office/2019/extlst" xmlns:r="http://schemas.openxmlformats.org/officeDocument/2006/relationships" xmlns:wp14="http://schemas.microsoft.com/office/word/2010/wordprocessingDrawing" xmlns:wp="http://schemas.openxmlformats.org/drawingml/2006/wordprocessingDrawing" xmlns:wpg="http://schemas.microsoft.com/office/word/2010/wordprocessingGroup" xmlns:wpi="http://schemas.microsoft.com/office/word/2010/wordprocessingInk" xmlns:wps="http://schemas.microsoft.com/office/word/2010/wordprocessingShape" xmlns:o="urn:schemas-microsoft-com:office:office" xmlns:v="urn:schemas-microsoft-com:vml" xmlns:w10="urn:schemas-microsoft-com:office:word" xmlns:w="http://schemas.openxmlformats.org/wordprocessingml/2006/main" xmlns:w14="http://schemas.microsoft.com/office/word/2010/wordml" xmlns:w15="http://schemas.microsoft.com/office/word/2012/wordml" xmlns:w16cex="http://schemas.microsoft.com/office/word/2018/wordml/cex" xmlns:w16cid="http://schemas.microsoft.com/office/word/2016/wordml/cid" xmlns:w16="http://schemas.microsoft.com/office/word/2018/wordml" xmlns:w16sdtdh="http://schemas.microsoft.com/office/word/2020/wordml/sdtdatahash" xmlns:w16sdtfl="http://schemas.microsoft.com/office/word/2024/wordml/sdtformatlock" xmlns:w16se="http://schemas.microsoft.com/office/word/2015/wordml/symex" xmlns:w16du="http://schemas.microsoft.com/office/word/2023/wordml/word16du" xmlns:wne="http://schemas.microsoft.com/office/word/2006/wordml" mc:Ignorable="w14 w15 w16se w16cid w16 w16cex w16sdtdh w16sdtfl w16du wp14">
   <w:footnote w:type="separator" w:id="-1">
     <w:p>
       <w:pPr>
@@ -3290,7 +3270,7 @@
 </file>
 
 <file path=word/header1.xml><?xml version="1.0" encoding="utf-8"?>
-<w:hdr xmlns:wpc="http://schemas.microsoft.com/office/word/2010/wordprocessingCanvas" xmlns:cx="http://schemas.microsoft.com/office/drawing/2014/chartex" xmlns:cx1="http://schemas.microsoft.com/office/drawing/2015/9/8/chartex" xmlns:cx2="http://schemas.microsoft.com/office/drawing/2015/10/21/chartex" xmlns:cx3="http://schemas.microsoft.com/office/drawing/2016/5/9/chartex" xmlns:cx4="http://schemas.microsoft.com/office/drawing/2016/5/10/chartex" xmlns:cx5="http://schemas.microsoft.com/office/drawing/2016/5/11/chartex" xmlns:cx6="http://schemas.microsoft.com/office/drawing/2016/5/12/chartex" xmlns:cx7="http://schemas.microsoft.com/office/drawing/2016/5/13/chartex" xmlns:cx8="http://schemas.microsoft.com/office/drawing/2016/5/14/chartex" xmlns:mc="http://schemas.openxmlformats.org/markup-compatibility/2006" xmlns:aink="http://schemas.microsoft.com/office/drawing/2016/ink" xmlns:am3d="http://schemas.microsoft.com/office/drawing/2017/model3d" xmlns:o="urn:schemas-microsoft-com:office:office" xmlns:oel="http://schemas.microsoft.com/office/2019/extlst" xmlns:r="http://schemas.openxmlformats.org/officeDocument/2006/relationships" xmlns:m="http://schemas.openxmlformats.org/officeDocument/2006/math" xmlns:v="urn:schemas-microsoft-com:vml" xmlns:wp14="http://schemas.microsoft.com/office/word/2010/wordprocessingDrawing" xmlns:wp="http://schemas.openxmlformats.org/drawingml/2006/wordprocessingDrawing" xmlns:w10="urn:schemas-microsoft-com:office:word" xmlns:w="http://schemas.openxmlformats.org/wordprocessingml/2006/main" xmlns:w14="http://schemas.microsoft.com/office/word/2010/wordml" xmlns:w15="http://schemas.microsoft.com/office/word/2012/wordml" xmlns:w16cex="http://schemas.microsoft.com/office/word/2018/wordml/cex" xmlns:w16cid="http://schemas.microsoft.com/office/word/2016/wordml/cid" xmlns:w16="http://schemas.microsoft.com/office/word/2018/wordml" xmlns:w16du="http://schemas.microsoft.com/office/word/2023/wordml/word16du" xmlns:w16sdtdh="http://schemas.microsoft.com/office/word/2020/wordml/sdtdatahash" xmlns:w16sdtfl="http://schemas.microsoft.com/office/word/2024/wordml/sdtformatlock" xmlns:w16se="http://schemas.microsoft.com/office/word/2015/wordml/symex" xmlns:wpg="http://schemas.microsoft.com/office/word/2010/wordprocessingGroup" xmlns:wpi="http://schemas.microsoft.com/office/word/2010/wordprocessingInk" xmlns:wne="http://schemas.microsoft.com/office/word/2006/wordml" xmlns:wps="http://schemas.microsoft.com/office/word/2010/wordprocessingShape" mc:Ignorable="w14 w15 w16se w16cid w16 w16cex w16sdtdh w16sdtfl w16du wp14">
+<w:hdr xmlns:wpc="http://schemas.microsoft.com/office/word/2010/wordprocessingCanvas" xmlns:cx="http://schemas.microsoft.com/office/drawing/2014/chartex" xmlns:cx1="http://schemas.microsoft.com/office/drawing/2015/9/8/chartex" xmlns:cx2="http://schemas.microsoft.com/office/drawing/2015/10/21/chartex" xmlns:cx3="http://schemas.microsoft.com/office/drawing/2016/5/9/chartex" xmlns:cx4="http://schemas.microsoft.com/office/drawing/2016/5/10/chartex" xmlns:cx5="http://schemas.microsoft.com/office/drawing/2016/5/11/chartex" xmlns:cx6="http://schemas.microsoft.com/office/drawing/2016/5/12/chartex" xmlns:cx7="http://schemas.microsoft.com/office/drawing/2016/5/13/chartex" xmlns:cx8="http://schemas.microsoft.com/office/drawing/2016/5/14/chartex" xmlns:mc="http://schemas.openxmlformats.org/markup-compatibility/2006" xmlns:m="http://schemas.openxmlformats.org/officeDocument/2006/math" xmlns:aink="http://schemas.microsoft.com/office/drawing/2016/ink" xmlns:am3d="http://schemas.microsoft.com/office/drawing/2017/model3d" xmlns:oel="http://schemas.microsoft.com/office/2019/extlst" xmlns:r="http://schemas.openxmlformats.org/officeDocument/2006/relationships" xmlns:wp14="http://schemas.microsoft.com/office/word/2010/wordprocessingDrawing" xmlns:wp="http://schemas.openxmlformats.org/drawingml/2006/wordprocessingDrawing" xmlns:wpg="http://schemas.microsoft.com/office/word/2010/wordprocessingGroup" xmlns:wpi="http://schemas.microsoft.com/office/word/2010/wordprocessingInk" xmlns:wps="http://schemas.microsoft.com/office/word/2010/wordprocessingShape" xmlns:o="urn:schemas-microsoft-com:office:office" xmlns:v="urn:schemas-microsoft-com:vml" xmlns:w10="urn:schemas-microsoft-com:office:word" xmlns:w="http://schemas.openxmlformats.org/wordprocessingml/2006/main" xmlns:w14="http://schemas.microsoft.com/office/word/2010/wordml" xmlns:w15="http://schemas.microsoft.com/office/word/2012/wordml" xmlns:w16cex="http://schemas.microsoft.com/office/word/2018/wordml/cex" xmlns:w16cid="http://schemas.microsoft.com/office/word/2016/wordml/cid" xmlns:w16="http://schemas.microsoft.com/office/word/2018/wordml" xmlns:w16sdtdh="http://schemas.microsoft.com/office/word/2020/wordml/sdtdatahash" xmlns:w16sdtfl="http://schemas.microsoft.com/office/word/2024/wordml/sdtformatlock" xmlns:w16se="http://schemas.microsoft.com/office/word/2015/wordml/symex" xmlns:w16du="http://schemas.microsoft.com/office/word/2023/wordml/word16du" xmlns:wne="http://schemas.microsoft.com/office/word/2006/wordml" mc:Ignorable="w14 w15 w16se w16cid w16 w16cex w16sdtdh w16sdtfl w16du wp14">
   <w:p>
     <w:pPr>
       <w:pStyle w:val="Header"/>
@@ -3301,7 +3281,7 @@
 </file>
 
 <file path=word/numbering.xml><?xml version="1.0" encoding="utf-8"?>
-<w:numbering xmlns:wpc="http://schemas.microsoft.com/office/word/2010/wordprocessingCanvas" xmlns:cx="http://schemas.microsoft.com/office/drawing/2014/chartex" xmlns:cx1="http://schemas.microsoft.com/office/drawing/2015/9/8/chartex" xmlns:cx2="http://schemas.microsoft.com/office/drawing/2015/10/21/chartex" xmlns:cx3="http://schemas.microsoft.com/office/drawing/2016/5/9/chartex" xmlns:cx4="http://schemas.microsoft.com/office/drawing/2016/5/10/chartex" xmlns:cx5="http://schemas.microsoft.com/office/drawing/2016/5/11/chartex" xmlns:cx6="http://schemas.microsoft.com/office/drawing/2016/5/12/chartex" xmlns:cx7="http://schemas.microsoft.com/office/drawing/2016/5/13/chartex" xmlns:cx8="http://schemas.microsoft.com/office/drawing/2016/5/14/chartex" xmlns:mc="http://schemas.openxmlformats.org/markup-compatibility/2006" xmlns:aink="http://schemas.microsoft.com/office/drawing/2016/ink" xmlns:am3d="http://schemas.microsoft.com/office/drawing/2017/model3d" xmlns:o="urn:schemas-microsoft-com:office:office" xmlns:oel="http://schemas.microsoft.com/office/2019/extlst" xmlns:r="http://schemas.openxmlformats.org/officeDocument/2006/relationships" xmlns:m="http://schemas.openxmlformats.org/officeDocument/2006/math" xmlns:v="urn:schemas-microsoft-com:vml" xmlns:wp14="http://schemas.microsoft.com/office/word/2010/wordprocessingDrawing" xmlns:wp="http://schemas.openxmlformats.org/drawingml/2006/wordprocessingDrawing" xmlns:w10="urn:schemas-microsoft-com:office:word" xmlns:w="http://schemas.openxmlformats.org/wordprocessingml/2006/main" xmlns:w14="http://schemas.microsoft.com/office/word/2010/wordml" xmlns:w15="http://schemas.microsoft.com/office/word/2012/wordml" xmlns:w16cex="http://schemas.microsoft.com/office/word/2018/wordml/cex" xmlns:w16cid="http://schemas.microsoft.com/office/word/2016/wordml/cid" xmlns:w16="http://schemas.microsoft.com/office/word/2018/wordml" xmlns:w16du="http://schemas.microsoft.com/office/word/2023/wordml/word16du" xmlns:w16sdtdh="http://schemas.microsoft.com/office/word/2020/wordml/sdtdatahash" xmlns:w16sdtfl="http://schemas.microsoft.com/office/word/2024/wordml/sdtformatlock" xmlns:w16se="http://schemas.microsoft.com/office/word/2015/wordml/symex" xmlns:wpg="http://schemas.microsoft.com/office/word/2010/wordprocessingGroup" xmlns:wpi="http://schemas.microsoft.com/office/word/2010/wordprocessingInk" xmlns:wne="http://schemas.microsoft.com/office/word/2006/wordml" xmlns:wps="http://schemas.microsoft.com/office/word/2010/wordprocessingShape" mc:Ignorable="w14 w15 w16se w16cid w16 w16cex w16sdtdh w16sdtfl w16du wp14">
+<w:numbering xmlns:wpc="http://schemas.microsoft.com/office/word/2010/wordprocessingCanvas" xmlns:cx="http://schemas.microsoft.com/office/drawing/2014/chartex" xmlns:cx1="http://schemas.microsoft.com/office/drawing/2015/9/8/chartex" xmlns:cx2="http://schemas.microsoft.com/office/drawing/2015/10/21/chartex" xmlns:cx3="http://schemas.microsoft.com/office/drawing/2016/5/9/chartex" xmlns:cx4="http://schemas.microsoft.com/office/drawing/2016/5/10/chartex" xmlns:cx5="http://schemas.microsoft.com/office/drawing/2016/5/11/chartex" xmlns:cx6="http://schemas.microsoft.com/office/drawing/2016/5/12/chartex" xmlns:cx7="http://schemas.microsoft.com/office/drawing/2016/5/13/chartex" xmlns:cx8="http://schemas.microsoft.com/office/drawing/2016/5/14/chartex" xmlns:mc="http://schemas.openxmlformats.org/markup-compatibility/2006" xmlns:m="http://schemas.openxmlformats.org/officeDocument/2006/math" xmlns:aink="http://schemas.microsoft.com/office/drawing/2016/ink" xmlns:am3d="http://schemas.microsoft.com/office/drawing/2017/model3d" xmlns:oel="http://schemas.microsoft.com/office/2019/extlst" xmlns:r="http://schemas.openxmlformats.org/officeDocument/2006/relationships" xmlns:wp14="http://schemas.microsoft.com/office/word/2010/wordprocessingDrawing" xmlns:wp="http://schemas.openxmlformats.org/drawingml/2006/wordprocessingDrawing" xmlns:wpg="http://schemas.microsoft.com/office/word/2010/wordprocessingGroup" xmlns:wpi="http://schemas.microsoft.com/office/word/2010/wordprocessingInk" xmlns:wps="http://schemas.microsoft.com/office/word/2010/wordprocessingShape" xmlns:o="urn:schemas-microsoft-com:office:office" xmlns:v="urn:schemas-microsoft-com:vml" xmlns:w10="urn:schemas-microsoft-com:office:word" xmlns:w="http://schemas.openxmlformats.org/wordprocessingml/2006/main" xmlns:w14="http://schemas.microsoft.com/office/word/2010/wordml" xmlns:w15="http://schemas.microsoft.com/office/word/2012/wordml" xmlns:w16cex="http://schemas.microsoft.com/office/word/2018/wordml/cex" xmlns:w16cid="http://schemas.microsoft.com/office/word/2016/wordml/cid" xmlns:w16="http://schemas.microsoft.com/office/word/2018/wordml" xmlns:w16sdtdh="http://schemas.microsoft.com/office/word/2020/wordml/sdtdatahash" xmlns:w16sdtfl="http://schemas.microsoft.com/office/word/2024/wordml/sdtformatlock" xmlns:w16se="http://schemas.microsoft.com/office/word/2015/wordml/symex" xmlns:w16du="http://schemas.microsoft.com/office/word/2023/wordml/word16du" xmlns:wne="http://schemas.microsoft.com/office/word/2006/wordml" mc:Ignorable="w14 w15 w16se w16cid w16 w16cex w16sdtdh w16sdtfl w16du wp14">
   <w:abstractNum w:abstractNumId="0" w15:restartNumberingAfterBreak="0">
     <w:nsid w:val="01B65BF9"/>
     <w:multiLevelType w:val="hybridMultilevel"/>
@@ -4400,7 +4380,7 @@
 </file>
 
 <file path=word/styles.xml><?xml version="1.0" encoding="utf-8"?>
-<w:styles xmlns:mc="http://schemas.openxmlformats.org/markup-compatibility/2006" xmlns:r="http://schemas.openxmlformats.org/officeDocument/2006/relationships" xmlns:w="http://schemas.openxmlformats.org/wordprocessingml/2006/main" xmlns:w14="http://schemas.microsoft.com/office/word/2010/wordml" xmlns:w15="http://schemas.microsoft.com/office/word/2012/wordml" xmlns:w16cex="http://schemas.microsoft.com/office/word/2018/wordml/cex" xmlns:w16cid="http://schemas.microsoft.com/office/word/2016/wordml/cid" xmlns:w16="http://schemas.microsoft.com/office/word/2018/wordml" xmlns:w16du="http://schemas.microsoft.com/office/word/2023/wordml/word16du" xmlns:w16sdtdh="http://schemas.microsoft.com/office/word/2020/wordml/sdtdatahash" xmlns:w16sdtfl="http://schemas.microsoft.com/office/word/2024/wordml/sdtformatlock" xmlns:w16se="http://schemas.microsoft.com/office/word/2015/wordml/symex" mc:Ignorable="w14 w15 w16se w16cid w16 w16cex w16sdtdh w16sdtfl w16du">
+<w:styles xmlns:mc="http://schemas.openxmlformats.org/markup-compatibility/2006" xmlns:r="http://schemas.openxmlformats.org/officeDocument/2006/relationships" xmlns:w="http://schemas.openxmlformats.org/wordprocessingml/2006/main" xmlns:w14="http://schemas.microsoft.com/office/word/2010/wordml" xmlns:w15="http://schemas.microsoft.com/office/word/2012/wordml" xmlns:w16cex="http://schemas.microsoft.com/office/word/2018/wordml/cex" xmlns:w16cid="http://schemas.microsoft.com/office/word/2016/wordml/cid" xmlns:w16="http://schemas.microsoft.com/office/word/2018/wordml" xmlns:w16sdtdh="http://schemas.microsoft.com/office/word/2020/wordml/sdtdatahash" xmlns:w16sdtfl="http://schemas.microsoft.com/office/word/2024/wordml/sdtformatlock" xmlns:w16se="http://schemas.microsoft.com/office/word/2015/wordml/symex" xmlns:w16du="http://schemas.microsoft.com/office/word/2023/wordml/word16du" mc:Ignorable="w14 w15 w16se w16cid w16 w16cex w16sdtdh w16sdtfl w16du">
   <w:docDefaults>
     <w:rPrDefault>
       <w:rPr>
